--- a/docs/Solar_Array_Pointing_Algorithm.docx
+++ b/docs/Solar_Array_Pointing_Algorithm.docx
@@ -3496,7 +3496,18 @@
         <w:rPr>
           <w:i w:val="0"/>
         </w:rPr>
-        <w:t>Both limited modes start the simulation with the drive at 0°, the rest position (clamped into the interval, though validation already guarantees 0° is legal). If the Sun is somewhere else at epoch, the first seconds of the run show the array slewing from rest to its tracking attitude at the maximum rate. This start-up transient is physical, not a numerical artefact, but it is an arbitrary initial condition: a real spacecraft would usually enter the analysis window already tracking. Section 9.3 quantifies it for the defaults — a 180° slew taking three minutes.</w:t>
+        <w:t>Both limited modes start the simulation with the drive already on its command rather than at the 0° rest position: actual[0] is set to target[0], which the branch selection and the clamp both guarantee lies inside the legal interval. Epoch is therefore a spacecraft that has been tracking all along, not one that has just deployed. Starting from rest instead would open every run with a slew of up to a full revolution — 180° taking three minutes in the default configuration — that belongs to the initial condition rather than to the orbit, and that shows up as the array visibly flipping in the first seconds of the Frames animation.</w:t>
+      </w:r>
+    </w:p>
+    <w:p>
+      <w:pPr>
+        <w:spacing w:after="100"/>
+      </w:pPr>
+      <w:r>
+        <w:rPr>
+          <w:i w:val="0"/>
+        </w:rPr>
+        <w:t>Two details follow from this. For a cable-wrap axis the starting branch is still the legal one nearest rest, so the drive begins unwound and the first rewind, if any, is driven by the orbit rather than by where the simulation happened to start. For a hard-stop axis whose Sun is already out of reach at epoch, the command is the clamped one, so the drive starts pinned at the nearer stop — that is a limit being hit, not a transient. Section 9.3 shows the first samples of the default case.</w:t>
       </w:r>
     </w:p>
     <w:p>
@@ -5112,7 +5123,7 @@
         <w:rPr>
           <w:color w:val="1F3A5F"/>
         </w:rPr>
-        <w:t>9.3 The start-up transient</w:t>
+        <w:t>9.3 The first samples</w:t>
       </w:r>
     </w:p>
     <w:p>
@@ -5123,7 +5134,7 @@
         <w:rPr>
           <w:i w:val="0"/>
         </w:rPr>
-        <w:t>Both drives begin at 0°. The azimuth command is already at +179.9°, so the primary axis slews the whole way at 1 °/s while the elevation axis, whose command is still near zero, tracks exactly:</w:t>
+        <w:t>Both drives begin on command. The azimuth command is already at +179.9° at epoch and the drive is there too, so nothing has to catch up: both axes track exactly from the first sample and the incidence factor is 1.0000 throughout. The elevation command walks away from rest at about 0.057 °/s, far inside the 1 °/s cap, so it is never rate limited either:</w:t>
       </w:r>
     </w:p>
     <w:tbl>
@@ -5290,7 +5301,7 @@
               <w:rPr>
                 <w:sz w:val="18"/>
               </w:rPr>
-              <w:t>0.000°</w:t>
+              <w:t>+179.909°</w:t>
             </w:r>
           </w:p>
         </w:tc>
@@ -5322,7 +5333,7 @@
               <w:rPr>
                 <w:sz w:val="18"/>
               </w:rPr>
-              <w:t>0.000°</w:t>
+              <w:t>+0.060°</w:t>
             </w:r>
           </w:p>
         </w:tc>
@@ -5338,7 +5349,7 @@
               <w:rPr>
                 <w:sz w:val="18"/>
               </w:rPr>
-              <w:t>0.0000</w:t>
+              <w:t>1.0000</w:t>
             </w:r>
           </w:p>
         </w:tc>
@@ -5388,7 +5399,7 @@
               <w:rPr>
                 <w:sz w:val="18"/>
               </w:rPr>
-              <w:t>+30.000°</w:t>
+              <w:t>+179.909°</w:t>
             </w:r>
           </w:p>
         </w:tc>
@@ -5436,7 +5447,7 @@
               <w:rPr>
                 <w:sz w:val="18"/>
               </w:rPr>
-              <w:t>0.0000</w:t>
+              <w:t>1.0000</w:t>
             </w:r>
           </w:p>
         </w:tc>
@@ -5486,7 +5497,7 @@
               <w:rPr>
                 <w:sz w:val="18"/>
               </w:rPr>
-              <w:t>+60.000°</w:t>
+              <w:t>+179.910°</w:t>
             </w:r>
           </w:p>
         </w:tc>
@@ -5534,7 +5545,7 @@
               <w:rPr>
                 <w:sz w:val="18"/>
               </w:rPr>
-              <w:t>0.0000</w:t>
+              <w:t>1.0000</w:t>
             </w:r>
           </w:p>
         </w:tc>
@@ -5584,7 +5595,7 @@
               <w:rPr>
                 <w:sz w:val="18"/>
               </w:rPr>
-              <w:t>+90.000°</w:t>
+              <w:t>+179.910°</w:t>
             </w:r>
           </w:p>
         </w:tc>
@@ -5632,7 +5643,7 @@
               <w:rPr>
                 <w:sz w:val="18"/>
               </w:rPr>
-              <w:t>0.0097</w:t>
+              <w:t>1.0000</w:t>
             </w:r>
           </w:p>
         </w:tc>
@@ -5682,7 +5693,7 @@
               <w:rPr>
                 <w:sz w:val="18"/>
               </w:rPr>
-              <w:t>+120.000°</w:t>
+              <w:t>+179.910°</w:t>
             </w:r>
           </w:p>
         </w:tc>
@@ -5730,7 +5741,7 @@
               <w:rPr>
                 <w:sz w:val="18"/>
               </w:rPr>
-              <w:t>0.5086</w:t>
+              <w:t>1.0000</w:t>
             </w:r>
           </w:p>
         </w:tc>
@@ -5780,7 +5791,7 @@
               <w:rPr>
                 <w:sz w:val="18"/>
               </w:rPr>
-              <w:t>+150.000°</w:t>
+              <w:t>+179.911°</w:t>
             </w:r>
           </w:p>
         </w:tc>
@@ -5828,7 +5839,7 @@
               <w:rPr>
                 <w:sz w:val="18"/>
               </w:rPr>
-              <w:t>0.8698</w:t>
+              <w:t>1.0000</w:t>
             </w:r>
           </w:p>
         </w:tc>
@@ -5945,7 +5956,7 @@
         <w:rPr>
           <w:i w:val="0"/>
         </w:rPr>
-        <w:t>Full tracking is reached 180 s after epoch — exactly the 180° of travel divided by the 1 °/s rate cap. Those six partly wasted samples cost roughly 75 Wh, which is essentially the whole difference between the “primary limit only” and “no limits” rows of the sensitivity table in section 9.6. Again, this is an initial-condition artefact: it would not appear in a run that started from an already-tracking attitude.</w:t>
+        <w:t>It is worth seeing what the alternative would have cost. Had the drives started at the 0° rest position, the primary axis would have needed its full 180° of travel at 1 °/s — exactly 180 s, six samples — before the incidence factor first reached 1.0000, and the array would have been nearly edge-on to the Sun for the first two minutes of every run. Those six partly wasted samples are worth roughly 75 Wh over the day, which is essentially the whole difference between the “primary limit only” and “no limits” rows of the sensitivity table in section 9.6. The arithmetic is real, but it measures where the simulation happens to begin rather than anything about the orbit or the limits, which is why the model starts the drive on command instead.</w:t>
       </w:r>
     </w:p>
     <w:p>
@@ -7317,7 +7328,7 @@
           <w:color w:val="555F6D"/>
           <w:sz w:val="17"/>
         </w:rPr>
-        <w:t>Figure 3. Two orbits of the default configuration. Top: the azimuth axis librates between 0° and ±180°, flipping as the Sun crosses the boom; the rate cap rounds each flip. Middle: the elevation command is a near-triangular sweep whose peaks are cut off by the ±60° stops. Bottom: the resulting incidence factor, with the start-up slew at the left and a shallow dip at each saturation.</w:t>
+        <w:t>Figure 3. Two orbits of the default configuration. Top: the azimuth axis librates between 0° and ±180°, flipping as the Sun crosses the boom; the rate cap rounds each flip. Middle: the elevation command is a near-triangular sweep whose peaks are cut off by the ±60° stops. Bottom: the resulting incidence factor, which holds at 1.0 from epoch and dips shallowly at each saturation.</w:t>
       </w:r>
     </w:p>
     <w:p>
@@ -7613,7 +7624,7 @@
               <w:rPr>
                 <w:sz w:val="18"/>
               </w:rPr>
-              <w:t>0.9771 (minimum 0.8562)</w:t>
+              <w:t>0.9773 (minimum 0.8562)</w:t>
             </w:r>
           </w:p>
         </w:tc>
@@ -7647,7 +7658,7 @@
               <w:rPr>
                 <w:sz w:val="18"/>
               </w:rPr>
-              <w:t>7.58° / 27.58° / 31.10°</w:t>
+              <w:t>7.50° / 27.53° / 31.10°</w:t>
             </w:r>
           </w:p>
         </w:tc>
@@ -7905,7 +7916,7 @@
               <w:rPr>
                 <w:sz w:val="18"/>
               </w:rPr>
-              <w:t>30 654.9</w:t>
+              <w:t>30 729.5</w:t>
             </w:r>
           </w:p>
         </w:tc>
@@ -7921,7 +7932,7 @@
               <w:rPr>
                 <w:sz w:val="18"/>
               </w:rPr>
-              <w:t>−0.25%</w:t>
+              <w:t>−0.01%</w:t>
             </w:r>
           </w:p>
         </w:tc>
@@ -7971,7 +7982,7 @@
               <w:rPr>
                 <w:sz w:val="18"/>
               </w:rPr>
-              <w:t>30 654.9</w:t>
+              <w:t>30 729.5</w:t>
             </w:r>
           </w:p>
         </w:tc>
@@ -7987,7 +7998,7 @@
               <w:rPr>
                 <w:sz w:val="18"/>
               </w:rPr>
-              <w:t>−0.25%</w:t>
+              <w:t>−0.01%</w:t>
             </w:r>
           </w:p>
         </w:tc>
@@ -8037,7 +8048,7 @@
               <w:rPr>
                 <w:sz w:val="18"/>
               </w:rPr>
-              <w:t>29 957.9</w:t>
+              <w:t>30 032.5</w:t>
             </w:r>
           </w:p>
         </w:tc>
@@ -8053,7 +8064,7 @@
               <w:rPr>
                 <w:sz w:val="18"/>
               </w:rPr>
-              <w:t>−2.52%</w:t>
+              <w:t>−2.27%</w:t>
             </w:r>
           </w:p>
         </w:tc>
@@ -8069,7 +8080,7 @@
               <w:rPr>
                 <w:sz w:val="18"/>
               </w:rPr>
-              <w:t>0.9771</w:t>
+              <w:t>0.9773</w:t>
             </w:r>
           </w:p>
         </w:tc>
@@ -8135,7 +8146,7 @@
               <w:rPr>
                 <w:sz w:val="18"/>
               </w:rPr>
-              <w:t>0.9776</w:t>
+              <w:t>0.9778</w:t>
             </w:r>
           </w:p>
         </w:tc>
@@ -8169,7 +8180,7 @@
               <w:rPr>
                 <w:sz w:val="18"/>
               </w:rPr>
-              <w:t>18 471.4</w:t>
+              <w:t>18 471.5</w:t>
             </w:r>
           </w:p>
         </w:tc>
@@ -8201,7 +8212,7 @@
               <w:rPr>
                 <w:sz w:val="18"/>
               </w:rPr>
-              <w:t>0.6069</w:t>
+              <w:t>0.6016</w:t>
             </w:r>
           </w:p>
         </w:tc>
@@ -8267,7 +8278,7 @@
               <w:rPr>
                 <w:sz w:val="18"/>
               </w:rPr>
-              <w:t>0.5376</w:t>
+              <w:t>0.5419</w:t>
             </w:r>
           </w:p>
         </w:tc>
@@ -8301,7 +8312,7 @@
               <w:rPr>
                 <w:sz w:val="18"/>
               </w:rPr>
-              <w:t>16 549.5</w:t>
+              <w:t>16 624.2</w:t>
             </w:r>
           </w:p>
         </w:tc>
@@ -8317,7 +8328,7 @@
               <w:rPr>
                 <w:sz w:val="18"/>
               </w:rPr>
-              <w:t>−46.2%</w:t>
+              <w:t>−45.9%</w:t>
             </w:r>
           </w:p>
         </w:tc>
@@ -8333,7 +8344,7 @@
               <w:rPr>
                 <w:sz w:val="18"/>
               </w:rPr>
-              <w:t>0.5366</w:t>
+              <w:t>0.5409</w:t>
             </w:r>
           </w:p>
         </w:tc>
@@ -8367,7 +8378,7 @@
               <w:rPr>
                 <w:sz w:val="18"/>
               </w:rPr>
-              <w:t>2 345.4</w:t>
+              <w:t>2 345.5</w:t>
             </w:r>
           </w:p>
         </w:tc>
@@ -8399,7 +8410,7 @@
               <w:rPr>
                 <w:sz w:val="18"/>
               </w:rPr>
-              <w:t>0.0777</w:t>
+              <w:t>0.0769</w:t>
             </w:r>
           </w:p>
         </w:tc>
@@ -8465,7 +8476,7 @@
               <w:rPr>
                 <w:sz w:val="18"/>
               </w:rPr>
-              <w:t>0.0666</w:t>
+              <w:t>0.0659</w:t>
             </w:r>
           </w:p>
         </w:tc>
@@ -8484,7 +8495,7 @@
         <w:rPr>
           <w:i w:val="0"/>
         </w:rPr>
-        <w:t>The ordering is instructive. A ±90° secondary stop costs almost nothing here because the elevation command peaks at 89.84° and barely clips it; tightening that same stop to ±60° costs 2.5%. Turning the primary axis from a cable wrap into a ±90° hard stop costs 40%, because the azimuth needs to reach ±180° and simply cannot. The one-axis rows show the geometric ceiling of section 5.2: with the Sun this close to the boom axis, |ŝ·â₁| averages 0.72 and no one-axis drive can average better than 0.54 on the cosine. The ±90° one-axis case collapses further still, because the rest normal faces nadir and the ideal command sits near ±180° — the exact opposite end of a ±90° travel range.</w:t>
+        <w:t>The ordering is instructive. A ±90° secondary stop costs almost nothing here because the elevation command peaks at 89.84° and barely clips it; tightening that same stop to ±60° costs 2.3%. Turning the primary axis from a cable wrap into a ±90° hard stop costs 40%, because the azimuth needs to reach ±180° and simply cannot. The one-axis rows show the geometric ceiling of section 5.2: with the Sun this close to the boom axis, |ŝ·â₁| averages 0.72 and no one-axis drive can average better than 0.54 on the cosine. The ±90° one-axis case collapses further still, because the rest normal faces nadir and the ideal command sits near ±180° — the exact opposite end of a ±90° travel range.</w:t>
       </w:r>
     </w:p>
     <w:p>
@@ -8646,7 +8657,7 @@
               <w:rPr>
                 <w:sz w:val="18"/>
               </w:rPr>
-              <w:t>28 793.6</w:t>
+              <w:t>29 103.9</w:t>
             </w:r>
           </w:p>
         </w:tc>
@@ -8662,7 +8673,7 @@
               <w:rPr>
                 <w:sz w:val="18"/>
               </w:rPr>
-              <w:t>29 800.3</w:t>
+              <w:t>29 938.8</w:t>
             </w:r>
           </w:p>
         </w:tc>
@@ -8678,7 +8689,7 @@
               <w:rPr>
                 <w:sz w:val="18"/>
               </w:rPr>
-              <w:t>29 957.9</w:t>
+              <w:t>30 032.5</w:t>
             </w:r>
           </w:p>
         </w:tc>
@@ -8694,7 +8705,7 @@
               <w:rPr>
                 <w:sz w:val="18"/>
               </w:rPr>
-              <w:t>30 006.3</w:t>
+              <w:t>30 046.7</w:t>
             </w:r>
           </w:p>
         </w:tc>
@@ -8710,7 +8721,7 @@
               <w:rPr>
                 <w:sz w:val="18"/>
               </w:rPr>
-              <w:t>30 032.3</w:t>
+              <w:t>30 048.4</w:t>
             </w:r>
           </w:p>
         </w:tc>
@@ -8729,7 +8740,7 @@
         <w:rPr>
           <w:i w:val="0"/>
         </w:rPr>
-        <w:t>Going from 1 °/s to effectively infinite rate recovers only 74 Wh of the 773 Wh the default limits cost; the rest is the ±60° elevation stop, which no amount of slew rate can fix. Dropping to 0.2 °/s, on the other hand, costs a further 1164 Wh, because the start-up slew and each azimuth flip now take minutes.</w:t>
+        <w:t>Going from 1 °/s to effectively infinite rate recovers only 16 Wh of the 699 Wh the default limits cost; the rest is the ±60° elevation stop, which no amount of slew rate can fix. Dropping to 0.2 °/s, on the other hand, costs a further 929 Wh, because each azimuth flip then takes minutes. Note how much smaller the top-end recovery is than it looks in a model that starts from rest: with no start-up slew to pay for, a faster drive has only the flips left to improve.</w:t>
       </w:r>
     </w:p>
     <w:p>
@@ -8740,7 +8751,7 @@
         <w:rPr>
           <w:i w:val="0"/>
         </w:rPr>
-        <w:t>For completeness, the default mission as a whole generates 29 957.9 Wh against 19 206.7 Wh of load, shunting 7016.9 Wh and reaching a minimum state of charge of 42.1%. That is a positive power budget, though it fails the configured 30% depth-of-discharge limit — a battery sizing question rather than a pointing one.</w:t>
+        <w:t>For completeness, the default mission as a whole generates 30 032.5 Wh against 19 206.7 Wh of load, shunting 7088.3 Wh and reaching a minimum state of charge of 42.1%. That is a positive power budget, though it fails the configured 30% depth-of-discharge limit — a battery sizing question rather than a pointing one.</w:t>
       </w:r>
     </w:p>
     <w:p>
@@ -8810,10 +8821,10 @@
         <w:rPr>
           <w:b/>
         </w:rPr>
-        <w:t xml:space="preserve">Arbitrary initial condition — </w:t>
+        <w:t xml:space="preserve">Already-tracking initial condition — </w:t>
       </w:r>
       <w:r>
-        <w:t>limited drives start at 0°, so a run whose epoch has the Sun far from the rest position opens with a slew transient.</w:t>
+        <w:t>limited drives start on their command rather than at 0°, so no run opens with a start-up slew. Acquisition and deployment sequences, and the energy they cost, are outside the model.</w:t>
       </w:r>
     </w:p>
     <w:p>
